--- a/Validation_GEDI/Validation_GEDI_report.docx
+++ b/Validation_GEDI/Validation_GEDI_report.docx
@@ -36,7 +36,7 @@
           <w:color w:val="606060"/>
           <w:sz w:val="18"/>
         </w:rPr>
-        <w:t>Built 17 September 2026 by make_validation_gedi_report.py. Every result number is read from the CSV outputs at build time.</w:t>
+        <w:t>Built 22 September 2026 by make_validation_gedi_report.py. Every result number is read from the CSV outputs at build time.</w:t>
       </w:r>
     </w:p>
     <w:p>
@@ -2398,7 +2398,7 @@
           <w:color w:val="1A1A1A"/>
           <w:sz w:val="21"/>
         </w:rPr>
-        <w:t>Option B future M′ medians (fullcam_inputs_summary.csv): 16.2 to 21.1 t/ha across scenarios and windows. With Option A inputs, FullCAM would see a jump of +26% to +71% at the boundary between historical and future inputs, purely from the footing.</w:t>
+        <w:t>Option B future M′ medians (fullcam_inputs_summary.csv): 15.6 to 20.2 t/ha across scenarios and windows. With Option A inputs, FullCAM would see a jump of +26% to +71% at the boundary between historical and future inputs, purely from the footing.</w:t>
       </w:r>
     </w:p>
     <w:p>
@@ -9522,7 +9522,7 @@
       <w:r>
         <w:drawing>
           <wp:inline xmlns:a="http://schemas.openxmlformats.org/drawingml/2006/main" xmlns:pic="http://schemas.openxmlformats.org/drawingml/2006/picture">
-            <wp:extent cx="4754880" cy="2786517"/>
+            <wp:extent cx="4754880" cy="2980529"/>
             <wp:docPr id="5" name="Picture 5"/>
             <wp:cNvGraphicFramePr>
               <a:graphicFrameLocks noChangeAspect="1"/>
@@ -9543,7 +9543,7 @@
                   <pic:spPr>
                     <a:xfrm>
                       <a:off x="0" y="0"/>
-                      <a:ext cx="4754880" cy="2786517"/>
+                      <a:ext cx="4754880" cy="2980529"/>
                     </a:xfrm>
                     <a:prstGeom prst="rect"/>
                   </pic:spPr>
